--- a/part1/ep09_Un_cafe_en_face.docx
+++ b/part1/ep09_Un_cafe_en_face.docx
@@ -8217,7 +8217,7 @@
           <w:color w:val="7A1F3D"/>
           <w:sz w:val="20"/>
         </w:rPr>
-        <w:t>▶ 다음 화 예고 — 제10화 « Rendez-vous manqué » : 처음으로 약속을 잡은 토요일. 길이 엇갈리고 메시지가 꼬이는 하루.</w:t>
+        <w:t>다음 화 예고 — 제10화 « Rendez-vous manqué » : 처음으로 약속을 잡은 토요일. 길이 엇갈리고 메시지가 꼬이는 하루.</w:t>
       </w:r>
     </w:p>
     <w:sectPr>
